--- a/23mis0609 Midhu.docx
+++ b/23mis0609 Midhu.docx
@@ -1906,6 +1906,65 @@
         <w:rPr>
           <w:rFonts w:ascii="DejaVu Math TeX Gyre" w:hAnsi="DejaVu Math TeX Gyre"/>
         </w:rPr>
+        <w:drawing>
+          <wp:anchor distT="0" distB="0" distL="0" distR="0" simplePos="0" relativeHeight="4" behindDoc="0" locked="0" layoutInCell="0" allowOverlap="1">
+            <wp:simplePos x="0" y="0"/>
+            <wp:positionH relativeFrom="column">
+              <wp:align>center</wp:align>
+            </wp:positionH>
+            <wp:positionV relativeFrom="paragraph">
+              <wp:posOffset>635</wp:posOffset>
+            </wp:positionV>
+            <wp:extent cx="6120130" cy="8159750"/>
+            <wp:effectExtent l="0" t="0" r="0" b="0"/>
+            <wp:wrapSquare wrapText="largest"/>
+            <wp:docPr id="2" name="Image2"/>
+            <wp:cNvGraphicFramePr>
+              <a:graphicFrameLocks xmlns:a="http://schemas.openxmlformats.org/drawingml/2006/main" noChangeAspect="1"/>
+            </wp:cNvGraphicFramePr>
+            <a:graphic xmlns:a="http://schemas.openxmlformats.org/drawingml/2006/main">
+              <a:graphicData uri="http://schemas.openxmlformats.org/drawingml/2006/picture">
+                <pic:pic xmlns:pic="http://schemas.openxmlformats.org/drawingml/2006/picture">
+                  <pic:nvPicPr>
+                    <pic:cNvPr id="2" name="Image2"/>
+                    <pic:cNvPicPr>
+                      <a:picLocks noChangeAspect="1" noChangeArrowheads="1"/>
+                    </pic:cNvPicPr>
+                  </pic:nvPicPr>
+                  <pic:blipFill>
+                    <a:blip r:embed="rId3"/>
+                    <a:stretch>
+                      <a:fillRect/>
+                    </a:stretch>
+                  </pic:blipFill>
+                  <pic:spPr bwMode="auto">
+                    <a:xfrm>
+                      <a:off x="0" y="0"/>
+                      <a:ext cx="6120130" cy="8159750"/>
+                    </a:xfrm>
+                    <a:prstGeom prst="rect">
+                      <a:avLst/>
+                    </a:prstGeom>
+                    <a:noFill/>
+                  </pic:spPr>
+                </pic:pic>
+              </a:graphicData>
+            </a:graphic>
+          </wp:anchor>
+        </w:drawing>
+      </w:r>
+    </w:p>
+    <w:p>
+      <w:pPr>
+        <w:pStyle w:val="normal1"/>
+        <w:rPr>
+          <w:rFonts w:ascii="DejaVu Math TeX Gyre" w:hAnsi="DejaVu Math TeX Gyre"/>
+        </w:rPr>
+      </w:pPr>
+      <w:r>
+        <w:rPr>
+          <w:rFonts w:ascii="DejaVu Math TeX Gyre" w:hAnsi="DejaVu Math TeX Gyre"/>
+        </w:rPr>
       </w:r>
     </w:p>
     <w:p>
@@ -1966,6 +2025,52 @@
         <w:rPr>
           <w:rFonts w:ascii="DejaVu Math TeX Gyre" w:hAnsi="DejaVu Math TeX Gyre"/>
         </w:rPr>
+        <w:drawing>
+          <wp:anchor distT="0" distB="0" distL="0" distR="0" simplePos="0" relativeHeight="5" behindDoc="0" locked="0" layoutInCell="0" allowOverlap="1">
+            <wp:simplePos x="0" y="0"/>
+            <wp:positionH relativeFrom="column">
+              <wp:align>center</wp:align>
+            </wp:positionH>
+            <wp:positionV relativeFrom="paragraph">
+              <wp:posOffset>635</wp:posOffset>
+            </wp:positionV>
+            <wp:extent cx="6120130" cy="8159750"/>
+            <wp:effectExtent l="0" t="0" r="0" b="0"/>
+            <wp:wrapSquare wrapText="largest"/>
+            <wp:docPr id="3" name="Image3"/>
+            <wp:cNvGraphicFramePr>
+              <a:graphicFrameLocks xmlns:a="http://schemas.openxmlformats.org/drawingml/2006/main" noChangeAspect="1"/>
+            </wp:cNvGraphicFramePr>
+            <a:graphic xmlns:a="http://schemas.openxmlformats.org/drawingml/2006/main">
+              <a:graphicData uri="http://schemas.openxmlformats.org/drawingml/2006/picture">
+                <pic:pic xmlns:pic="http://schemas.openxmlformats.org/drawingml/2006/picture">
+                  <pic:nvPicPr>
+                    <pic:cNvPr id="3" name="Image3"/>
+                    <pic:cNvPicPr>
+                      <a:picLocks noChangeAspect="1" noChangeArrowheads="1"/>
+                    </pic:cNvPicPr>
+                  </pic:nvPicPr>
+                  <pic:blipFill>
+                    <a:blip r:embed="rId4"/>
+                    <a:stretch>
+                      <a:fillRect/>
+                    </a:stretch>
+                  </pic:blipFill>
+                  <pic:spPr bwMode="auto">
+                    <a:xfrm>
+                      <a:off x="0" y="0"/>
+                      <a:ext cx="6120130" cy="8159750"/>
+                    </a:xfrm>
+                    <a:prstGeom prst="rect">
+                      <a:avLst/>
+                    </a:prstGeom>
+                    <a:noFill/>
+                  </pic:spPr>
+                </pic:pic>
+              </a:graphicData>
+            </a:graphic>
+          </wp:anchor>
+        </w:drawing>
       </w:r>
     </w:p>
     <w:p>
@@ -2056,6 +2161,52 @@
         <w:rPr>
           <w:rFonts w:ascii="DejaVu Math TeX Gyre" w:hAnsi="DejaVu Math TeX Gyre"/>
         </w:rPr>
+        <w:drawing>
+          <wp:anchor distT="0" distB="0" distL="0" distR="0" simplePos="0" relativeHeight="3" behindDoc="0" locked="0" layoutInCell="0" allowOverlap="1">
+            <wp:simplePos x="0" y="0"/>
+            <wp:positionH relativeFrom="column">
+              <wp:align>center</wp:align>
+            </wp:positionH>
+            <wp:positionV relativeFrom="paragraph">
+              <wp:posOffset>635</wp:posOffset>
+            </wp:positionV>
+            <wp:extent cx="6120130" cy="8159750"/>
+            <wp:effectExtent l="0" t="0" r="0" b="0"/>
+            <wp:wrapSquare wrapText="largest"/>
+            <wp:docPr id="4" name="Image4"/>
+            <wp:cNvGraphicFramePr>
+              <a:graphicFrameLocks xmlns:a="http://schemas.openxmlformats.org/drawingml/2006/main" noChangeAspect="1"/>
+            </wp:cNvGraphicFramePr>
+            <a:graphic xmlns:a="http://schemas.openxmlformats.org/drawingml/2006/main">
+              <a:graphicData uri="http://schemas.openxmlformats.org/drawingml/2006/picture">
+                <pic:pic xmlns:pic="http://schemas.openxmlformats.org/drawingml/2006/picture">
+                  <pic:nvPicPr>
+                    <pic:cNvPr id="4" name="Image4"/>
+                    <pic:cNvPicPr>
+                      <a:picLocks noChangeAspect="1" noChangeArrowheads="1"/>
+                    </pic:cNvPicPr>
+                  </pic:nvPicPr>
+                  <pic:blipFill>
+                    <a:blip r:embed="rId5"/>
+                    <a:stretch>
+                      <a:fillRect/>
+                    </a:stretch>
+                  </pic:blipFill>
+                  <pic:spPr bwMode="auto">
+                    <a:xfrm>
+                      <a:off x="0" y="0"/>
+                      <a:ext cx="6120130" cy="8159750"/>
+                    </a:xfrm>
+                    <a:prstGeom prst="rect">
+                      <a:avLst/>
+                    </a:prstGeom>
+                    <a:noFill/>
+                  </pic:spPr>
+                </pic:pic>
+              </a:graphicData>
+            </a:graphic>
+          </wp:anchor>
+        </w:drawing>
       </w:r>
     </w:p>
     <w:p>
@@ -2191,6 +2342,52 @@
         <w:rPr>
           <w:rFonts w:ascii="DejaVu Math TeX Gyre" w:hAnsi="DejaVu Math TeX Gyre"/>
         </w:rPr>
+        <w:drawing>
+          <wp:anchor distT="0" distB="0" distL="0" distR="0" simplePos="0" relativeHeight="6" behindDoc="0" locked="0" layoutInCell="0" allowOverlap="1">
+            <wp:simplePos x="0" y="0"/>
+            <wp:positionH relativeFrom="column">
+              <wp:align>center</wp:align>
+            </wp:positionH>
+            <wp:positionV relativeFrom="paragraph">
+              <wp:posOffset>635</wp:posOffset>
+            </wp:positionV>
+            <wp:extent cx="6120130" cy="8159750"/>
+            <wp:effectExtent l="0" t="0" r="0" b="0"/>
+            <wp:wrapSquare wrapText="largest"/>
+            <wp:docPr id="5" name="Image5"/>
+            <wp:cNvGraphicFramePr>
+              <a:graphicFrameLocks xmlns:a="http://schemas.openxmlformats.org/drawingml/2006/main" noChangeAspect="1"/>
+            </wp:cNvGraphicFramePr>
+            <a:graphic xmlns:a="http://schemas.openxmlformats.org/drawingml/2006/main">
+              <a:graphicData uri="http://schemas.openxmlformats.org/drawingml/2006/picture">
+                <pic:pic xmlns:pic="http://schemas.openxmlformats.org/drawingml/2006/picture">
+                  <pic:nvPicPr>
+                    <pic:cNvPr id="5" name="Image5"/>
+                    <pic:cNvPicPr>
+                      <a:picLocks noChangeAspect="1" noChangeArrowheads="1"/>
+                    </pic:cNvPicPr>
+                  </pic:nvPicPr>
+                  <pic:blipFill>
+                    <a:blip r:embed="rId6"/>
+                    <a:stretch>
+                      <a:fillRect/>
+                    </a:stretch>
+                  </pic:blipFill>
+                  <pic:spPr bwMode="auto">
+                    <a:xfrm>
+                      <a:off x="0" y="0"/>
+                      <a:ext cx="6120130" cy="8159750"/>
+                    </a:xfrm>
+                    <a:prstGeom prst="rect">
+                      <a:avLst/>
+                    </a:prstGeom>
+                    <a:noFill/>
+                  </pic:spPr>
+                </pic:pic>
+              </a:graphicData>
+            </a:graphic>
+          </wp:anchor>
+        </w:drawing>
       </w:r>
     </w:p>
     <w:p>
@@ -2206,6 +2403,188 @@
         <w:rPr>
           <w:rFonts w:ascii="DejaVu Math TeX Gyre" w:hAnsi="DejaVu Math TeX Gyre"/>
         </w:rPr>
+      </w:r>
+    </w:p>
+    <w:p>
+      <w:pPr>
+        <w:pStyle w:val="Normal"/>
+        <w:bidi w:val="0"/>
+        <w:jc w:val="start"/>
+        <w:rPr>
+          <w:rFonts w:ascii="DejaVu Math TeX Gyre" w:hAnsi="DejaVu Math TeX Gyre"/>
+        </w:rPr>
+      </w:pPr>
+      <w:r>
+        <w:rPr>
+          <w:rFonts w:ascii="DejaVu Math TeX Gyre" w:hAnsi="DejaVu Math TeX Gyre"/>
+        </w:rPr>
+      </w:r>
+    </w:p>
+    <w:p>
+      <w:pPr>
+        <w:pStyle w:val="Normal"/>
+        <w:bidi w:val="0"/>
+        <w:jc w:val="start"/>
+        <w:rPr>
+          <w:rFonts w:ascii="DejaVu Math TeX Gyre" w:hAnsi="DejaVu Math TeX Gyre"/>
+        </w:rPr>
+      </w:pPr>
+      <w:r>
+        <w:rPr>
+          <w:rFonts w:ascii="DejaVu Math TeX Gyre" w:hAnsi="DejaVu Math TeX Gyre"/>
+        </w:rPr>
+        <w:drawing>
+          <wp:anchor distT="0" distB="0" distL="0" distR="0" simplePos="0" relativeHeight="7" behindDoc="0" locked="0" layoutInCell="0" allowOverlap="1">
+            <wp:simplePos x="0" y="0"/>
+            <wp:positionH relativeFrom="column">
+              <wp:align>center</wp:align>
+            </wp:positionH>
+            <wp:positionV relativeFrom="paragraph">
+              <wp:posOffset>635</wp:posOffset>
+            </wp:positionV>
+            <wp:extent cx="6120130" cy="8159750"/>
+            <wp:effectExtent l="0" t="0" r="0" b="0"/>
+            <wp:wrapSquare wrapText="largest"/>
+            <wp:docPr id="6" name="Image7"/>
+            <wp:cNvGraphicFramePr>
+              <a:graphicFrameLocks xmlns:a="http://schemas.openxmlformats.org/drawingml/2006/main" noChangeAspect="1"/>
+            </wp:cNvGraphicFramePr>
+            <a:graphic xmlns:a="http://schemas.openxmlformats.org/drawingml/2006/main">
+              <a:graphicData uri="http://schemas.openxmlformats.org/drawingml/2006/picture">
+                <pic:pic xmlns:pic="http://schemas.openxmlformats.org/drawingml/2006/picture">
+                  <pic:nvPicPr>
+                    <pic:cNvPr id="6" name="Image7"/>
+                    <pic:cNvPicPr>
+                      <a:picLocks noChangeAspect="1" noChangeArrowheads="1"/>
+                    </pic:cNvPicPr>
+                  </pic:nvPicPr>
+                  <pic:blipFill>
+                    <a:blip r:embed="rId7"/>
+                    <a:stretch>
+                      <a:fillRect/>
+                    </a:stretch>
+                  </pic:blipFill>
+                  <pic:spPr bwMode="auto">
+                    <a:xfrm>
+                      <a:off x="0" y="0"/>
+                      <a:ext cx="6120130" cy="8159750"/>
+                    </a:xfrm>
+                    <a:prstGeom prst="rect">
+                      <a:avLst/>
+                    </a:prstGeom>
+                    <a:noFill/>
+                  </pic:spPr>
+                </pic:pic>
+              </a:graphicData>
+            </a:graphic>
+          </wp:anchor>
+        </w:drawing>
+      </w:r>
+    </w:p>
+    <w:p>
+      <w:pPr>
+        <w:pStyle w:val="Normal"/>
+        <w:bidi w:val="0"/>
+        <w:jc w:val="start"/>
+        <w:rPr>
+          <w:rFonts w:ascii="DejaVu Math TeX Gyre" w:hAnsi="DejaVu Math TeX Gyre"/>
+        </w:rPr>
+      </w:pPr>
+      <w:r>
+        <w:rPr>
+          <w:rFonts w:ascii="DejaVu Math TeX Gyre" w:hAnsi="DejaVu Math TeX Gyre"/>
+        </w:rPr>
+      </w:r>
+    </w:p>
+    <w:p>
+      <w:pPr>
+        <w:pStyle w:val="Normal"/>
+        <w:bidi w:val="0"/>
+        <w:jc w:val="start"/>
+        <w:rPr>
+          <w:rFonts w:ascii="DejaVu Math TeX Gyre" w:hAnsi="DejaVu Math TeX Gyre"/>
+        </w:rPr>
+      </w:pPr>
+      <w:r>
+        <w:rPr>
+          <w:rFonts w:ascii="DejaVu Math TeX Gyre" w:hAnsi="DejaVu Math TeX Gyre"/>
+        </w:rPr>
+      </w:r>
+    </w:p>
+    <w:p>
+      <w:pPr>
+        <w:pStyle w:val="Normal"/>
+        <w:bidi w:val="0"/>
+        <w:jc w:val="start"/>
+        <w:rPr>
+          <w:rFonts w:ascii="DejaVu Math TeX Gyre" w:hAnsi="DejaVu Math TeX Gyre"/>
+        </w:rPr>
+      </w:pPr>
+      <w:r>
+        <w:rPr>
+          <w:rFonts w:ascii="DejaVu Math TeX Gyre" w:hAnsi="DejaVu Math TeX Gyre"/>
+        </w:rPr>
+      </w:r>
+    </w:p>
+    <w:p>
+      <w:pPr>
+        <w:pStyle w:val="Normal"/>
+        <w:bidi w:val="0"/>
+        <w:jc w:val="start"/>
+        <w:rPr>
+          <w:rFonts w:ascii="DejaVu Math TeX Gyre" w:hAnsi="DejaVu Math TeX Gyre"/>
+        </w:rPr>
+      </w:pPr>
+      <w:r>
+        <w:rPr>
+          <w:rFonts w:ascii="DejaVu Math TeX Gyre" w:hAnsi="DejaVu Math TeX Gyre"/>
+        </w:rPr>
+        <w:drawing>
+          <wp:anchor distT="0" distB="0" distL="0" distR="0" simplePos="0" relativeHeight="8" behindDoc="0" locked="0" layoutInCell="0" allowOverlap="1">
+            <wp:simplePos x="0" y="0"/>
+            <wp:positionH relativeFrom="column">
+              <wp:align>center</wp:align>
+            </wp:positionH>
+            <wp:positionV relativeFrom="paragraph">
+              <wp:posOffset>635</wp:posOffset>
+            </wp:positionV>
+            <wp:extent cx="6120130" cy="4589780"/>
+            <wp:effectExtent l="0" t="0" r="0" b="0"/>
+            <wp:wrapSquare wrapText="largest"/>
+            <wp:docPr id="7" name="Image6"/>
+            <wp:cNvGraphicFramePr>
+              <a:graphicFrameLocks xmlns:a="http://schemas.openxmlformats.org/drawingml/2006/main" noChangeAspect="1"/>
+            </wp:cNvGraphicFramePr>
+            <a:graphic xmlns:a="http://schemas.openxmlformats.org/drawingml/2006/main">
+              <a:graphicData uri="http://schemas.openxmlformats.org/drawingml/2006/picture">
+                <pic:pic xmlns:pic="http://schemas.openxmlformats.org/drawingml/2006/picture">
+                  <pic:nvPicPr>
+                    <pic:cNvPr id="7" name="Image6"/>
+                    <pic:cNvPicPr>
+                      <a:picLocks noChangeAspect="1" noChangeArrowheads="1"/>
+                    </pic:cNvPicPr>
+                  </pic:nvPicPr>
+                  <pic:blipFill>
+                    <a:blip r:embed="rId8"/>
+                    <a:stretch>
+                      <a:fillRect/>
+                    </a:stretch>
+                  </pic:blipFill>
+                  <pic:spPr bwMode="auto">
+                    <a:xfrm>
+                      <a:off x="0" y="0"/>
+                      <a:ext cx="6120130" cy="4589780"/>
+                    </a:xfrm>
+                    <a:prstGeom prst="rect">
+                      <a:avLst/>
+                    </a:prstGeom>
+                    <a:noFill/>
+                  </pic:spPr>
+                </pic:pic>
+              </a:graphicData>
+            </a:graphic>
+          </wp:anchor>
+        </w:drawing>
       </w:r>
     </w:p>
     <w:sectPr>
